--- a/context_docs/ErrorsAndNoiseInstruction.docx
+++ b/context_docs/ErrorsAndNoiseInstruction.docx
@@ -1378,6 +1378,316 @@
           <w:bCs/>
         </w:rPr>
         <w:t>Next: Encoding &amp; Repetition Codes →</w:t>
+      </w:r>
+    </w:p>
+    <w:p/>
+    <w:p>
+      <w:pPr>
+        <w:rPr>
+          <w:b/>
+          <w:bCs/>
+        </w:rPr>
+      </w:pPr>
+      <w:r>
+        <w:rPr>
+          <w:b/>
+          <w:bCs/>
+        </w:rPr>
+        <w:t>Add a measurement caveat to the error-identification demo</w:t>
+      </w:r>
+    </w:p>
+    <w:p>
+      <w:r>
+        <w:t xml:space="preserve">The interactive </w:t>
+      </w:r>
+      <w:r>
+        <w:rPr>
+          <w:b/>
+          <w:bCs/>
+        </w:rPr>
+        <w:t>must distinguish between visualizing/simulating an error and physically measuring the quantum state</w:t>
+      </w:r>
+      <w:r>
+        <w:t>.</w:t>
+      </w:r>
+    </w:p>
+    <w:p>
+      <w:r>
+        <w:t>Do not present the demo as if a real quantum computer could simply inspect a qubit and determine whether an X, Z, or Y error occurred.</w:t>
+      </w:r>
+    </w:p>
+    <w:p>
+      <w:r>
+        <w:t>Add a short callout near the demo:</w:t>
+      </w:r>
+    </w:p>
+    <w:p>
+      <w:r>
+        <w:rPr>
+          <w:b/>
+          <w:bCs/>
+        </w:rPr>
+        <w:t>Important:</w:t>
+      </w:r>
+      <w:r>
+        <w:t xml:space="preserve"> This visualization lets you see the simulated effect of an error. In a real quantum system, you cannot simply measure an unknown qubit to reveal which error occurred without potentially disturbing the quantum information.</w:t>
+      </w:r>
+    </w:p>
+    <w:p>
+      <w:r>
+        <w:t>Then explain briefly:</w:t>
+      </w:r>
+    </w:p>
+    <w:p>
+      <w:pPr>
+        <w:numPr>
+          <w:ilvl w:val="0"/>
+          <w:numId w:val="5"/>
+        </w:numPr>
+      </w:pPr>
+      <w:r>
+        <w:t xml:space="preserve">Measuring a qubit </w:t>
+      </w:r>
+      <w:proofErr w:type="gramStart"/>
+      <w:r>
+        <w:t>in</w:t>
+      </w:r>
+      <w:proofErr w:type="gramEnd"/>
+      <w:r>
+        <w:t xml:space="preserve"> </w:t>
+      </w:r>
+      <w:proofErr w:type="gramStart"/>
+      <w:r>
+        <w:t>the</w:t>
+      </w:r>
+      <w:proofErr w:type="gramEnd"/>
+      <w:r>
+        <w:t xml:space="preserve"> computational basis can reveal information about its state.</w:t>
+      </w:r>
+    </w:p>
+    <w:p>
+      <w:pPr>
+        <w:numPr>
+          <w:ilvl w:val="0"/>
+          <w:numId w:val="5"/>
+        </w:numPr>
+      </w:pPr>
+      <w:r>
+        <w:t>It does not directly reveal an arbitrary X, Z, or Y error.</w:t>
+      </w:r>
+    </w:p>
+    <w:p>
+      <w:pPr>
+        <w:numPr>
+          <w:ilvl w:val="0"/>
+          <w:numId w:val="5"/>
+        </w:numPr>
+      </w:pPr>
+      <w:r>
+        <w:t>Directly measuring the encoded quantum information can destroy the information we are trying to protect.</w:t>
+      </w:r>
+    </w:p>
+    <w:p>
+      <w:pPr>
+        <w:numPr>
+          <w:ilvl w:val="0"/>
+          <w:numId w:val="5"/>
+        </w:numPr>
+      </w:pPr>
+      <w:r>
+        <w:t xml:space="preserve">Quantum error correction instead uses carefully chosen </w:t>
+      </w:r>
+      <w:r>
+        <w:rPr>
+          <w:b/>
+          <w:bCs/>
+        </w:rPr>
+        <w:t>syndrome measurements</w:t>
+      </w:r>
+      <w:r>
+        <w:t xml:space="preserve"> to obtain information about errors without directly measuring the logical state.</w:t>
+      </w:r>
+    </w:p>
+    <w:p>
+      <w:r>
+        <w:t>Keep the final point deliberately brief. Full syndrome measurement should be taught later in the module.</w:t>
+      </w:r>
+    </w:p>
+    <w:p>
+      <w:pPr>
+        <w:rPr>
+          <w:b/>
+          <w:bCs/>
+        </w:rPr>
+      </w:pPr>
+      <w:r>
+        <w:rPr>
+          <w:b/>
+          <w:bCs/>
+        </w:rPr>
+        <w:t>Adjust the interactive language</w:t>
+      </w:r>
+    </w:p>
+    <w:p>
+      <w:r>
+        <w:t>Avoid labels such as:</w:t>
+      </w:r>
+    </w:p>
+    <w:p>
+      <w:pPr>
+        <w:numPr>
+          <w:ilvl w:val="0"/>
+          <w:numId w:val="6"/>
+        </w:numPr>
+      </w:pPr>
+      <w:r>
+        <w:t>“Measure the error”</w:t>
+      </w:r>
+    </w:p>
+    <w:p>
+      <w:pPr>
+        <w:numPr>
+          <w:ilvl w:val="0"/>
+          <w:numId w:val="6"/>
+        </w:numPr>
+      </w:pPr>
+      <w:r>
+        <w:t>“Look at the qubit to find the error”</w:t>
+      </w:r>
+    </w:p>
+    <w:p>
+      <w:pPr>
+        <w:numPr>
+          <w:ilvl w:val="0"/>
+          <w:numId w:val="6"/>
+        </w:numPr>
+      </w:pPr>
+      <w:r>
+        <w:lastRenderedPageBreak/>
+        <w:t>“Read the qubit's error”</w:t>
+      </w:r>
+    </w:p>
+    <w:p>
+      <w:r>
+        <w:t>Prefer:</w:t>
+      </w:r>
+    </w:p>
+    <w:p>
+      <w:pPr>
+        <w:numPr>
+          <w:ilvl w:val="0"/>
+          <w:numId w:val="7"/>
+        </w:numPr>
+      </w:pPr>
+      <w:r>
+        <w:t>“Simulate an error”</w:t>
+      </w:r>
+    </w:p>
+    <w:p>
+      <w:pPr>
+        <w:numPr>
+          <w:ilvl w:val="0"/>
+          <w:numId w:val="7"/>
+        </w:numPr>
+      </w:pPr>
+      <w:r>
+        <w:t>“Visualize the effect”</w:t>
+      </w:r>
+    </w:p>
+    <w:p>
+      <w:pPr>
+        <w:numPr>
+          <w:ilvl w:val="0"/>
+          <w:numId w:val="7"/>
+        </w:numPr>
+      </w:pPr>
+      <w:r>
+        <w:t>“Identify the simulated error”</w:t>
+      </w:r>
+    </w:p>
+    <w:p>
+      <w:pPr>
+        <w:numPr>
+          <w:ilvl w:val="0"/>
+          <w:numId w:val="7"/>
+        </w:numPr>
+      </w:pPr>
+      <w:r>
+        <w:t>“Which operation was applied?”</w:t>
+      </w:r>
+    </w:p>
+    <w:p>
+      <w:r>
+        <w:t xml:space="preserve">The learner should understand that the demo is a </w:t>
+      </w:r>
+      <w:r>
+        <w:rPr>
+          <w:b/>
+          <w:bCs/>
+        </w:rPr>
+        <w:t>conceptual visualization</w:t>
+      </w:r>
+      <w:r>
+        <w:t>, not a literal procedure for diagnosing a physical qubit.</w:t>
+      </w:r>
+    </w:p>
+    <w:p>
+      <w:pPr>
+        <w:rPr>
+          <w:b/>
+          <w:bCs/>
+        </w:rPr>
+      </w:pPr>
+      <w:r>
+        <w:rPr>
+          <w:b/>
+          <w:bCs/>
+        </w:rPr>
+        <w:t>Suggested transition</w:t>
+      </w:r>
+    </w:p>
+    <w:p>
+      <w:r>
+        <w:t>After the demo, add:</w:t>
+      </w:r>
+    </w:p>
+    <w:p>
+      <w:r>
+        <w:rPr>
+          <w:b/>
+          <w:bCs/>
+        </w:rPr>
+        <w:t>So how can a real quantum computer detect errors without simply measuring the quantum information?</w:t>
+      </w:r>
+    </w:p>
+    <w:p>
+      <w:r>
+        <w:t xml:space="preserve">That's the problem that </w:t>
+      </w:r>
+      <w:r>
+        <w:rPr>
+          <w:b/>
+          <w:bCs/>
+        </w:rPr>
+        <w:t>syndrome measurement</w:t>
+      </w:r>
+      <w:r>
+        <w:t xml:space="preserve"> solves.</w:t>
+      </w:r>
+    </w:p>
+    <w:p>
+      <w:r>
+        <w:t xml:space="preserve">This creates a deliberate conceptual bridge to the later </w:t>
+      </w:r>
+      <w:r>
+        <w:rPr>
+          <w:b/>
+          <w:bCs/>
+        </w:rPr>
+        <w:t>Syndrome Measurement</w:t>
+      </w:r>
+      <w:r>
+        <w:t xml:space="preserve"> section.</w:t>
       </w:r>
     </w:p>
     <w:p/>
@@ -1394,6 +1704,155 @@
 <file path=word/numbering.xml><?xml version="1.0" encoding="utf-8"?>
 <w:numbering xmlns:wpc="http://schemas.microsoft.com/office/word/2010/wordprocessingCanvas" xmlns:cx="http://schemas.microsoft.com/office/drawing/2014/chartex" xmlns:cx1="http://schemas.microsoft.com/office/drawing/2015/9/8/chartex" xmlns:cx2="http://schemas.microsoft.com/office/drawing/2015/10/21/chartex" xmlns:cx3="http://schemas.microsoft.com/office/drawing/2016/5/9/chartex" xmlns:cx4="http://schemas.microsoft.com/office/drawing/2016/5/10/chartex" xmlns:cx5="http://schemas.microsoft.com/office/drawing/2016/5/11/chartex" xmlns:cx6="http://schemas.microsoft.com/office/drawing/2016/5/12/chartex" xmlns:cx7="http://schemas.microsoft.com/office/drawing/2016/5/13/chartex" xmlns:cx8="http://schemas.microsoft.com/office/drawing/2016/5/14/chartex" xmlns:mc="http://schemas.openxmlformats.org/markup-compatibility/2006" xmlns:aink="http://schemas.microsoft.com/office/drawing/2016/ink" xmlns:am3d="http://schemas.microsoft.com/office/drawing/2017/model3d" xmlns:o="urn:schemas-microsoft-com:office:office" xmlns:oel="http://schemas.microsoft.com/office/2019/extlst" xmlns:r="http://schemas.openxmlformats.org/officeDocument/2006/relationships" xmlns:m="http://schemas.openxmlformats.org/officeDocument/2006/math" xmlns:v="urn:schemas-microsoft-com:vml" xmlns:wp14="http://schemas.microsoft.com/office/word/2010/wordprocessingDrawing" xmlns:wp="http://schemas.openxmlformats.org/drawingml/2006/wordprocessingDrawing" xmlns:w10="urn:schemas-microsoft-com:office:word" xmlns:w="http://schemas.openxmlformats.org/wordprocessingml/2006/main" xmlns:w14="http://schemas.microsoft.com/office/word/2010/wordml" xmlns:w15="http://schemas.microsoft.com/office/word/2012/wordml" xmlns:w16cex="http://schemas.microsoft.com/office/word/2018/wordml/cex" xmlns:w16cid="http://schemas.microsoft.com/office/word/2016/wordml/cid" xmlns:w16="http://schemas.microsoft.com/office/word/2018/wordml" xmlns:w16du="http://schemas.microsoft.com/office/word/2023/wordml/word16du" xmlns:w16sdtdh="http://schemas.microsoft.com/office/word/2020/wordml/sdtdatahash" xmlns:w16sdtfl="http://schemas.microsoft.com/office/word/2024/wordml/sdtformatlock" xmlns:w16se="http://schemas.microsoft.com/office/word/2015/wordml/symex" xmlns:wpg="http://schemas.microsoft.com/office/word/2010/wordprocessingGroup" xmlns:wpi="http://schemas.microsoft.com/office/word/2010/wordprocessingInk" xmlns:wne="http://schemas.microsoft.com/office/word/2006/wordml" xmlns:wps="http://schemas.microsoft.com/office/word/2010/wordprocessingShape" mc:Ignorable="w14 w15 w16se w16cid w16 w16cex w16sdtdh w16sdtfl w16du wp14">
   <w:abstractNum w:abstractNumId="0" w15:restartNumberingAfterBreak="0">
+    <w:nsid w:val="13821D9D"/>
+    <w:multiLevelType w:val="multilevel"/>
+    <w:tmpl w:val="A99C7456"/>
+    <w:lvl w:ilvl="0">
+      <w:start w:val="1"/>
+      <w:numFmt w:val="bullet"/>
+      <w:lvlText w:val=""/>
+      <w:lvlJc w:val="left"/>
+      <w:pPr>
+        <w:tabs>
+          <w:tab w:val="num" w:pos="720"/>
+        </w:tabs>
+        <w:ind w:left="720" w:hanging="360"/>
+      </w:pPr>
+      <w:rPr>
+        <w:rFonts w:ascii="Symbol" w:hAnsi="Symbol" w:hint="default"/>
+        <w:sz w:val="20"/>
+      </w:rPr>
+    </w:lvl>
+    <w:lvl w:ilvl="1" w:tentative="1">
+      <w:start w:val="1"/>
+      <w:numFmt w:val="bullet"/>
+      <w:lvlText w:val="o"/>
+      <w:lvlJc w:val="left"/>
+      <w:pPr>
+        <w:tabs>
+          <w:tab w:val="num" w:pos="1440"/>
+        </w:tabs>
+        <w:ind w:left="1440" w:hanging="360"/>
+      </w:pPr>
+      <w:rPr>
+        <w:rFonts w:ascii="Courier New" w:hAnsi="Courier New" w:hint="default"/>
+        <w:sz w:val="20"/>
+      </w:rPr>
+    </w:lvl>
+    <w:lvl w:ilvl="2" w:tentative="1">
+      <w:start w:val="1"/>
+      <w:numFmt w:val="bullet"/>
+      <w:lvlText w:val=""/>
+      <w:lvlJc w:val="left"/>
+      <w:pPr>
+        <w:tabs>
+          <w:tab w:val="num" w:pos="2160"/>
+        </w:tabs>
+        <w:ind w:left="2160" w:hanging="360"/>
+      </w:pPr>
+      <w:rPr>
+        <w:rFonts w:ascii="Wingdings" w:hAnsi="Wingdings" w:hint="default"/>
+        <w:sz w:val="20"/>
+      </w:rPr>
+    </w:lvl>
+    <w:lvl w:ilvl="3" w:tentative="1">
+      <w:start w:val="1"/>
+      <w:numFmt w:val="bullet"/>
+      <w:lvlText w:val=""/>
+      <w:lvlJc w:val="left"/>
+      <w:pPr>
+        <w:tabs>
+          <w:tab w:val="num" w:pos="2880"/>
+        </w:tabs>
+        <w:ind w:left="2880" w:hanging="360"/>
+      </w:pPr>
+      <w:rPr>
+        <w:rFonts w:ascii="Wingdings" w:hAnsi="Wingdings" w:hint="default"/>
+        <w:sz w:val="20"/>
+      </w:rPr>
+    </w:lvl>
+    <w:lvl w:ilvl="4" w:tentative="1">
+      <w:start w:val="1"/>
+      <w:numFmt w:val="bullet"/>
+      <w:lvlText w:val=""/>
+      <w:lvlJc w:val="left"/>
+      <w:pPr>
+        <w:tabs>
+          <w:tab w:val="num" w:pos="3600"/>
+        </w:tabs>
+        <w:ind w:left="3600" w:hanging="360"/>
+      </w:pPr>
+      <w:rPr>
+        <w:rFonts w:ascii="Wingdings" w:hAnsi="Wingdings" w:hint="default"/>
+        <w:sz w:val="20"/>
+      </w:rPr>
+    </w:lvl>
+    <w:lvl w:ilvl="5" w:tentative="1">
+      <w:start w:val="1"/>
+      <w:numFmt w:val="bullet"/>
+      <w:lvlText w:val=""/>
+      <w:lvlJc w:val="left"/>
+      <w:pPr>
+        <w:tabs>
+          <w:tab w:val="num" w:pos="4320"/>
+        </w:tabs>
+        <w:ind w:left="4320" w:hanging="360"/>
+      </w:pPr>
+      <w:rPr>
+        <w:rFonts w:ascii="Wingdings" w:hAnsi="Wingdings" w:hint="default"/>
+        <w:sz w:val="20"/>
+      </w:rPr>
+    </w:lvl>
+    <w:lvl w:ilvl="6" w:tentative="1">
+      <w:start w:val="1"/>
+      <w:numFmt w:val="bullet"/>
+      <w:lvlText w:val=""/>
+      <w:lvlJc w:val="left"/>
+      <w:pPr>
+        <w:tabs>
+          <w:tab w:val="num" w:pos="5040"/>
+        </w:tabs>
+        <w:ind w:left="5040" w:hanging="360"/>
+      </w:pPr>
+      <w:rPr>
+        <w:rFonts w:ascii="Wingdings" w:hAnsi="Wingdings" w:hint="default"/>
+        <w:sz w:val="20"/>
+      </w:rPr>
+    </w:lvl>
+    <w:lvl w:ilvl="7" w:tentative="1">
+      <w:start w:val="1"/>
+      <w:numFmt w:val="bullet"/>
+      <w:lvlText w:val=""/>
+      <w:lvlJc w:val="left"/>
+      <w:pPr>
+        <w:tabs>
+          <w:tab w:val="num" w:pos="5760"/>
+        </w:tabs>
+        <w:ind w:left="5760" w:hanging="360"/>
+      </w:pPr>
+      <w:rPr>
+        <w:rFonts w:ascii="Wingdings" w:hAnsi="Wingdings" w:hint="default"/>
+        <w:sz w:val="20"/>
+      </w:rPr>
+    </w:lvl>
+    <w:lvl w:ilvl="8" w:tentative="1">
+      <w:start w:val="1"/>
+      <w:numFmt w:val="bullet"/>
+      <w:lvlText w:val=""/>
+      <w:lvlJc w:val="left"/>
+      <w:pPr>
+        <w:tabs>
+          <w:tab w:val="num" w:pos="6480"/>
+        </w:tabs>
+        <w:ind w:left="6480" w:hanging="360"/>
+      </w:pPr>
+      <w:rPr>
+        <w:rFonts w:ascii="Wingdings" w:hAnsi="Wingdings" w:hint="default"/>
+        <w:sz w:val="20"/>
+      </w:rPr>
+    </w:lvl>
+  </w:abstractNum>
+  <w:abstractNum w:abstractNumId="1" w15:restartNumberingAfterBreak="0">
     <w:nsid w:val="181C2C94"/>
     <w:multiLevelType w:val="multilevel"/>
     <w:tmpl w:val="B3265A64"/>
@@ -1542,7 +2001,156 @@
       </w:rPr>
     </w:lvl>
   </w:abstractNum>
-  <w:abstractNum w:abstractNumId="1" w15:restartNumberingAfterBreak="0">
+  <w:abstractNum w:abstractNumId="2" w15:restartNumberingAfterBreak="0">
+    <w:nsid w:val="4C4128FF"/>
+    <w:multiLevelType w:val="multilevel"/>
+    <w:tmpl w:val="0F76920A"/>
+    <w:lvl w:ilvl="0">
+      <w:start w:val="1"/>
+      <w:numFmt w:val="bullet"/>
+      <w:lvlText w:val=""/>
+      <w:lvlJc w:val="left"/>
+      <w:pPr>
+        <w:tabs>
+          <w:tab w:val="num" w:pos="720"/>
+        </w:tabs>
+        <w:ind w:left="720" w:hanging="360"/>
+      </w:pPr>
+      <w:rPr>
+        <w:rFonts w:ascii="Symbol" w:hAnsi="Symbol" w:hint="default"/>
+        <w:sz w:val="20"/>
+      </w:rPr>
+    </w:lvl>
+    <w:lvl w:ilvl="1" w:tentative="1">
+      <w:start w:val="1"/>
+      <w:numFmt w:val="bullet"/>
+      <w:lvlText w:val="o"/>
+      <w:lvlJc w:val="left"/>
+      <w:pPr>
+        <w:tabs>
+          <w:tab w:val="num" w:pos="1440"/>
+        </w:tabs>
+        <w:ind w:left="1440" w:hanging="360"/>
+      </w:pPr>
+      <w:rPr>
+        <w:rFonts w:ascii="Courier New" w:hAnsi="Courier New" w:hint="default"/>
+        <w:sz w:val="20"/>
+      </w:rPr>
+    </w:lvl>
+    <w:lvl w:ilvl="2" w:tentative="1">
+      <w:start w:val="1"/>
+      <w:numFmt w:val="bullet"/>
+      <w:lvlText w:val=""/>
+      <w:lvlJc w:val="left"/>
+      <w:pPr>
+        <w:tabs>
+          <w:tab w:val="num" w:pos="2160"/>
+        </w:tabs>
+        <w:ind w:left="2160" w:hanging="360"/>
+      </w:pPr>
+      <w:rPr>
+        <w:rFonts w:ascii="Wingdings" w:hAnsi="Wingdings" w:hint="default"/>
+        <w:sz w:val="20"/>
+      </w:rPr>
+    </w:lvl>
+    <w:lvl w:ilvl="3" w:tentative="1">
+      <w:start w:val="1"/>
+      <w:numFmt w:val="bullet"/>
+      <w:lvlText w:val=""/>
+      <w:lvlJc w:val="left"/>
+      <w:pPr>
+        <w:tabs>
+          <w:tab w:val="num" w:pos="2880"/>
+        </w:tabs>
+        <w:ind w:left="2880" w:hanging="360"/>
+      </w:pPr>
+      <w:rPr>
+        <w:rFonts w:ascii="Wingdings" w:hAnsi="Wingdings" w:hint="default"/>
+        <w:sz w:val="20"/>
+      </w:rPr>
+    </w:lvl>
+    <w:lvl w:ilvl="4" w:tentative="1">
+      <w:start w:val="1"/>
+      <w:numFmt w:val="bullet"/>
+      <w:lvlText w:val=""/>
+      <w:lvlJc w:val="left"/>
+      <w:pPr>
+        <w:tabs>
+          <w:tab w:val="num" w:pos="3600"/>
+        </w:tabs>
+        <w:ind w:left="3600" w:hanging="360"/>
+      </w:pPr>
+      <w:rPr>
+        <w:rFonts w:ascii="Wingdings" w:hAnsi="Wingdings" w:hint="default"/>
+        <w:sz w:val="20"/>
+      </w:rPr>
+    </w:lvl>
+    <w:lvl w:ilvl="5" w:tentative="1">
+      <w:start w:val="1"/>
+      <w:numFmt w:val="bullet"/>
+      <w:lvlText w:val=""/>
+      <w:lvlJc w:val="left"/>
+      <w:pPr>
+        <w:tabs>
+          <w:tab w:val="num" w:pos="4320"/>
+        </w:tabs>
+        <w:ind w:left="4320" w:hanging="360"/>
+      </w:pPr>
+      <w:rPr>
+        <w:rFonts w:ascii="Wingdings" w:hAnsi="Wingdings" w:hint="default"/>
+        <w:sz w:val="20"/>
+      </w:rPr>
+    </w:lvl>
+    <w:lvl w:ilvl="6" w:tentative="1">
+      <w:start w:val="1"/>
+      <w:numFmt w:val="bullet"/>
+      <w:lvlText w:val=""/>
+      <w:lvlJc w:val="left"/>
+      <w:pPr>
+        <w:tabs>
+          <w:tab w:val="num" w:pos="5040"/>
+        </w:tabs>
+        <w:ind w:left="5040" w:hanging="360"/>
+      </w:pPr>
+      <w:rPr>
+        <w:rFonts w:ascii="Wingdings" w:hAnsi="Wingdings" w:hint="default"/>
+        <w:sz w:val="20"/>
+      </w:rPr>
+    </w:lvl>
+    <w:lvl w:ilvl="7" w:tentative="1">
+      <w:start w:val="1"/>
+      <w:numFmt w:val="bullet"/>
+      <w:lvlText w:val=""/>
+      <w:lvlJc w:val="left"/>
+      <w:pPr>
+        <w:tabs>
+          <w:tab w:val="num" w:pos="5760"/>
+        </w:tabs>
+        <w:ind w:left="5760" w:hanging="360"/>
+      </w:pPr>
+      <w:rPr>
+        <w:rFonts w:ascii="Wingdings" w:hAnsi="Wingdings" w:hint="default"/>
+        <w:sz w:val="20"/>
+      </w:rPr>
+    </w:lvl>
+    <w:lvl w:ilvl="8" w:tentative="1">
+      <w:start w:val="1"/>
+      <w:numFmt w:val="bullet"/>
+      <w:lvlText w:val=""/>
+      <w:lvlJc w:val="left"/>
+      <w:pPr>
+        <w:tabs>
+          <w:tab w:val="num" w:pos="6480"/>
+        </w:tabs>
+        <w:ind w:left="6480" w:hanging="360"/>
+      </w:pPr>
+      <w:rPr>
+        <w:rFonts w:ascii="Wingdings" w:hAnsi="Wingdings" w:hint="default"/>
+        <w:sz w:val="20"/>
+      </w:rPr>
+    </w:lvl>
+  </w:abstractNum>
+  <w:abstractNum w:abstractNumId="3" w15:restartNumberingAfterBreak="0">
     <w:nsid w:val="5F3A11A8"/>
     <w:multiLevelType w:val="multilevel"/>
     <w:tmpl w:val="28BAAD2E"/>
@@ -1691,7 +2299,7 @@
       </w:rPr>
     </w:lvl>
   </w:abstractNum>
-  <w:abstractNum w:abstractNumId="2" w15:restartNumberingAfterBreak="0">
+  <w:abstractNum w:abstractNumId="4" w15:restartNumberingAfterBreak="0">
     <w:nsid w:val="70EA19F7"/>
     <w:multiLevelType w:val="multilevel"/>
     <w:tmpl w:val="7B9EDC5C"/>
@@ -1840,7 +2448,156 @@
       </w:rPr>
     </w:lvl>
   </w:abstractNum>
-  <w:abstractNum w:abstractNumId="3" w15:restartNumberingAfterBreak="0">
+  <w:abstractNum w:abstractNumId="5" w15:restartNumberingAfterBreak="0">
+    <w:nsid w:val="786B0253"/>
+    <w:multiLevelType w:val="multilevel"/>
+    <w:tmpl w:val="8E861CBE"/>
+    <w:lvl w:ilvl="0">
+      <w:start w:val="1"/>
+      <w:numFmt w:val="bullet"/>
+      <w:lvlText w:val=""/>
+      <w:lvlJc w:val="left"/>
+      <w:pPr>
+        <w:tabs>
+          <w:tab w:val="num" w:pos="720"/>
+        </w:tabs>
+        <w:ind w:left="720" w:hanging="360"/>
+      </w:pPr>
+      <w:rPr>
+        <w:rFonts w:ascii="Symbol" w:hAnsi="Symbol" w:hint="default"/>
+        <w:sz w:val="20"/>
+      </w:rPr>
+    </w:lvl>
+    <w:lvl w:ilvl="1" w:tentative="1">
+      <w:start w:val="1"/>
+      <w:numFmt w:val="bullet"/>
+      <w:lvlText w:val="o"/>
+      <w:lvlJc w:val="left"/>
+      <w:pPr>
+        <w:tabs>
+          <w:tab w:val="num" w:pos="1440"/>
+        </w:tabs>
+        <w:ind w:left="1440" w:hanging="360"/>
+      </w:pPr>
+      <w:rPr>
+        <w:rFonts w:ascii="Courier New" w:hAnsi="Courier New" w:hint="default"/>
+        <w:sz w:val="20"/>
+      </w:rPr>
+    </w:lvl>
+    <w:lvl w:ilvl="2" w:tentative="1">
+      <w:start w:val="1"/>
+      <w:numFmt w:val="bullet"/>
+      <w:lvlText w:val=""/>
+      <w:lvlJc w:val="left"/>
+      <w:pPr>
+        <w:tabs>
+          <w:tab w:val="num" w:pos="2160"/>
+        </w:tabs>
+        <w:ind w:left="2160" w:hanging="360"/>
+      </w:pPr>
+      <w:rPr>
+        <w:rFonts w:ascii="Wingdings" w:hAnsi="Wingdings" w:hint="default"/>
+        <w:sz w:val="20"/>
+      </w:rPr>
+    </w:lvl>
+    <w:lvl w:ilvl="3" w:tentative="1">
+      <w:start w:val="1"/>
+      <w:numFmt w:val="bullet"/>
+      <w:lvlText w:val=""/>
+      <w:lvlJc w:val="left"/>
+      <w:pPr>
+        <w:tabs>
+          <w:tab w:val="num" w:pos="2880"/>
+        </w:tabs>
+        <w:ind w:left="2880" w:hanging="360"/>
+      </w:pPr>
+      <w:rPr>
+        <w:rFonts w:ascii="Wingdings" w:hAnsi="Wingdings" w:hint="default"/>
+        <w:sz w:val="20"/>
+      </w:rPr>
+    </w:lvl>
+    <w:lvl w:ilvl="4" w:tentative="1">
+      <w:start w:val="1"/>
+      <w:numFmt w:val="bullet"/>
+      <w:lvlText w:val=""/>
+      <w:lvlJc w:val="left"/>
+      <w:pPr>
+        <w:tabs>
+          <w:tab w:val="num" w:pos="3600"/>
+        </w:tabs>
+        <w:ind w:left="3600" w:hanging="360"/>
+      </w:pPr>
+      <w:rPr>
+        <w:rFonts w:ascii="Wingdings" w:hAnsi="Wingdings" w:hint="default"/>
+        <w:sz w:val="20"/>
+      </w:rPr>
+    </w:lvl>
+    <w:lvl w:ilvl="5" w:tentative="1">
+      <w:start w:val="1"/>
+      <w:numFmt w:val="bullet"/>
+      <w:lvlText w:val=""/>
+      <w:lvlJc w:val="left"/>
+      <w:pPr>
+        <w:tabs>
+          <w:tab w:val="num" w:pos="4320"/>
+        </w:tabs>
+        <w:ind w:left="4320" w:hanging="360"/>
+      </w:pPr>
+      <w:rPr>
+        <w:rFonts w:ascii="Wingdings" w:hAnsi="Wingdings" w:hint="default"/>
+        <w:sz w:val="20"/>
+      </w:rPr>
+    </w:lvl>
+    <w:lvl w:ilvl="6" w:tentative="1">
+      <w:start w:val="1"/>
+      <w:numFmt w:val="bullet"/>
+      <w:lvlText w:val=""/>
+      <w:lvlJc w:val="left"/>
+      <w:pPr>
+        <w:tabs>
+          <w:tab w:val="num" w:pos="5040"/>
+        </w:tabs>
+        <w:ind w:left="5040" w:hanging="360"/>
+      </w:pPr>
+      <w:rPr>
+        <w:rFonts w:ascii="Wingdings" w:hAnsi="Wingdings" w:hint="default"/>
+        <w:sz w:val="20"/>
+      </w:rPr>
+    </w:lvl>
+    <w:lvl w:ilvl="7" w:tentative="1">
+      <w:start w:val="1"/>
+      <w:numFmt w:val="bullet"/>
+      <w:lvlText w:val=""/>
+      <w:lvlJc w:val="left"/>
+      <w:pPr>
+        <w:tabs>
+          <w:tab w:val="num" w:pos="5760"/>
+        </w:tabs>
+        <w:ind w:left="5760" w:hanging="360"/>
+      </w:pPr>
+      <w:rPr>
+        <w:rFonts w:ascii="Wingdings" w:hAnsi="Wingdings" w:hint="default"/>
+        <w:sz w:val="20"/>
+      </w:rPr>
+    </w:lvl>
+    <w:lvl w:ilvl="8" w:tentative="1">
+      <w:start w:val="1"/>
+      <w:numFmt w:val="bullet"/>
+      <w:lvlText w:val=""/>
+      <w:lvlJc w:val="left"/>
+      <w:pPr>
+        <w:tabs>
+          <w:tab w:val="num" w:pos="6480"/>
+        </w:tabs>
+        <w:ind w:left="6480" w:hanging="360"/>
+      </w:pPr>
+      <w:rPr>
+        <w:rFonts w:ascii="Wingdings" w:hAnsi="Wingdings" w:hint="default"/>
+        <w:sz w:val="20"/>
+      </w:rPr>
+    </w:lvl>
+  </w:abstractNum>
+  <w:abstractNum w:abstractNumId="6" w15:restartNumberingAfterBreak="0">
     <w:nsid w:val="7B815030"/>
     <w:multiLevelType w:val="multilevel"/>
     <w:tmpl w:val="0D524CE6"/>
@@ -1954,16 +2711,25 @@
     </w:lvl>
   </w:abstractNum>
   <w:num w:numId="1" w16cid:durableId="1304695988">
+    <w:abstractNumId w:val="6"/>
+  </w:num>
+  <w:num w:numId="2" w16cid:durableId="858853203">
     <w:abstractNumId w:val="3"/>
   </w:num>
-  <w:num w:numId="2" w16cid:durableId="858853203">
+  <w:num w:numId="3" w16cid:durableId="94250929">
     <w:abstractNumId w:val="1"/>
   </w:num>
-  <w:num w:numId="3" w16cid:durableId="94250929">
+  <w:num w:numId="4" w16cid:durableId="1000277380">
+    <w:abstractNumId w:val="4"/>
+  </w:num>
+  <w:num w:numId="5" w16cid:durableId="426003477">
+    <w:abstractNumId w:val="2"/>
+  </w:num>
+  <w:num w:numId="6" w16cid:durableId="1171481669">
     <w:abstractNumId w:val="0"/>
   </w:num>
-  <w:num w:numId="4" w16cid:durableId="1000277380">
-    <w:abstractNumId w:val="2"/>
+  <w:num w:numId="7" w16cid:durableId="118300461">
+    <w:abstractNumId w:val="5"/>
   </w:num>
 </w:numbering>
 </file>
